--- a/PASSWORD.py.docx
+++ b/PASSWORD.py.docx
@@ -3,63 +3,27 @@
 <w:document xmlns:wpc="http://schemas.microsoft.com/office/word/2010/wordprocessingCanvas" xmlns:mc="http://schemas.openxmlformats.org/markup-compatibility/2006" xmlns:o="urn:schemas-microsoft-com:office:office" xmlns:r="http://schemas.openxmlformats.org/officeDocument/2006/relationships" xmlns:m="http://schemas.openxmlformats.org/officeDocument/2006/math" xmlns:v="urn:schemas-microsoft-com:vml" xmlns:wp14="http://schemas.microsoft.com/office/word/2010/wordprocessingDrawing" xmlns:wp="http://schemas.openxmlformats.org/drawingml/2006/wordprocessingDrawing" xmlns:w10="urn:schemas-microsoft-com:office:word" xmlns:w="http://schemas.openxmlformats.org/wordprocessingml/2006/main" xmlns:w14="http://schemas.microsoft.com/office/word/2010/wordml" xmlns:wpg="http://schemas.microsoft.com/office/word/2010/wordprocessingGroup" xmlns:wpi="http://schemas.microsoft.com/office/word/2010/wordprocessingInk" xmlns:wne="http://schemas.microsoft.com/office/word/2006/wordml" xmlns:wps="http://schemas.microsoft.com/office/word/2010/wordprocessingShape" mc:Ignorable="w14 wp14">
   <w:body>
     <w:p>
-      <w:pPr>
-        <w:tabs>
-          <w:tab w:val="left" w:pos="1841"/>
-        </w:tabs>
-      </w:pPr>
-      <w:proofErr w:type="gramStart"/>
-      <w:r>
-        <w:t>2.SIMPLE</w:t>
-      </w:r>
-      <w:proofErr w:type="gramEnd"/>
-      <w:r>
-        <w:t xml:space="preserve"> PASSWORD GENERATOR</w:t>
-      </w:r>
-    </w:p>
-    <w:p>
-      <w:pPr>
-        <w:tabs>
-          <w:tab w:val="left" w:pos="1841"/>
-        </w:tabs>
-      </w:pPr>
+      <w:r>
+        <w:t>#DUPLICATE PASSWORD FINDER</w:t>
+      </w:r>
+    </w:p>
+    <w:p>
       <w:proofErr w:type="gramStart"/>
       <w:r>
         <w:t>import</w:t>
       </w:r>
       <w:proofErr w:type="gramEnd"/>
       <w:r>
-        <w:t xml:space="preserve"> random</w:t>
-      </w:r>
-    </w:p>
-    <w:p>
-      <w:pPr>
-        <w:tabs>
-          <w:tab w:val="left" w:pos="1841"/>
-        </w:tabs>
-      </w:pPr>
-      <w:proofErr w:type="gramStart"/>
-      <w:r>
-        <w:t>import</w:t>
-      </w:r>
-      <w:proofErr w:type="gramEnd"/>
-      <w:r>
-        <w:t xml:space="preserve"> string</w:t>
-      </w:r>
-    </w:p>
-    <w:p>
-      <w:pPr>
-        <w:tabs>
-          <w:tab w:val="left" w:pos="1841"/>
-        </w:tabs>
-      </w:pPr>
-    </w:p>
-    <w:p>
-      <w:pPr>
-        <w:tabs>
-          <w:tab w:val="left" w:pos="1841"/>
-        </w:tabs>
-      </w:pPr>
+        <w:t xml:space="preserve"> </w:t>
+      </w:r>
+      <w:proofErr w:type="spellStart"/>
+      <w:r>
+        <w:t>hashlib</w:t>
+      </w:r>
+      <w:proofErr w:type="spellEnd"/>
+    </w:p>
+    <w:p/>
+    <w:p>
       <w:proofErr w:type="spellStart"/>
       <w:proofErr w:type="gramStart"/>
       <w:r>
@@ -72,145 +36,486 @@
       </w:r>
       <w:proofErr w:type="spellStart"/>
       <w:r>
-        <w:t>generate_password</w:t>
-      </w:r>
-      <w:proofErr w:type="spellEnd"/>
-      <w:r>
-        <w:t>(length=12):</w:t>
-      </w:r>
-    </w:p>
-    <w:p>
-      <w:pPr>
-        <w:tabs>
-          <w:tab w:val="left" w:pos="1841"/>
-        </w:tabs>
-      </w:pPr>
+        <w:t>find_duplicate_passwords</w:t>
+      </w:r>
+      <w:proofErr w:type="spellEnd"/>
+      <w:r>
+        <w:t>():</w:t>
+      </w:r>
+    </w:p>
+    <w:p>
       <w:r>
         <w:t xml:space="preserve">    </w:t>
       </w:r>
-    </w:p>
-    <w:p>
-      <w:pPr>
-        <w:tabs>
-          <w:tab w:val="left" w:pos="1841"/>
-        </w:tabs>
-      </w:pPr>
+      <w:proofErr w:type="gramStart"/>
+      <w:r>
+        <w:t>print(</w:t>
+      </w:r>
+      <w:proofErr w:type="gramEnd"/>
+      <w:r>
+        <w:t>"--- Secure Duplicate Password Finder ---")</w:t>
+      </w:r>
+    </w:p>
+    <w:p>
       <w:r>
         <w:t xml:space="preserve">    </w:t>
       </w:r>
-      <w:proofErr w:type="gramStart"/>
-      <w:r>
-        <w:t>characters</w:t>
-      </w:r>
-      <w:proofErr w:type="gramEnd"/>
+    </w:p>
+    <w:p>
+      <w:r>
+        <w:t xml:space="preserve">    # </w:t>
+      </w:r>
+      <w:proofErr w:type="gramStart"/>
+      <w:r>
+        <w:t>In</w:t>
+      </w:r>
+      <w:proofErr w:type="gramEnd"/>
+      <w:r>
+        <w:t xml:space="preserve"> a real app, these would come from a database or file</w:t>
+      </w:r>
+    </w:p>
+    <w:p>
+      <w:r>
+        <w:t xml:space="preserve">    </w:t>
+      </w:r>
+      <w:proofErr w:type="gramStart"/>
+      <w:r>
+        <w:t>passwords</w:t>
+      </w:r>
+      <w:proofErr w:type="gramEnd"/>
+      <w:r>
+        <w:t xml:space="preserve"> = ["Admin@123", "User!99", "Pass123", "Admin@123", "Secret", "User!99"]</w:t>
+      </w:r>
+    </w:p>
+    <w:p>
+      <w:r>
+        <w:t xml:space="preserve">    </w:t>
+      </w:r>
+    </w:p>
+    <w:p>
+      <w:r>
+        <w:t xml:space="preserve">    # Dictionary to store {</w:t>
+      </w:r>
+      <w:proofErr w:type="spellStart"/>
+      <w:r>
+        <w:t>hashed_password</w:t>
+      </w:r>
+      <w:proofErr w:type="spellEnd"/>
+      <w:r>
+        <w:t xml:space="preserve">: </w:t>
+      </w:r>
+      <w:proofErr w:type="spellStart"/>
+      <w:r>
+        <w:t>original_password</w:t>
+      </w:r>
+      <w:proofErr w:type="spellEnd"/>
+      <w:r>
+        <w:t>}</w:t>
+      </w:r>
+    </w:p>
+    <w:p>
+      <w:r>
+        <w:t xml:space="preserve">    </w:t>
+      </w:r>
+      <w:proofErr w:type="spellStart"/>
+      <w:r>
+        <w:t>seen_hashes</w:t>
+      </w:r>
+      <w:proofErr w:type="spellEnd"/>
+      <w:r>
+        <w:t xml:space="preserve"> = {}</w:t>
+      </w:r>
+    </w:p>
+    <w:p>
+      <w:r>
+        <w:t xml:space="preserve">    </w:t>
+      </w:r>
+      <w:proofErr w:type="gramStart"/>
+      <w:r>
+        <w:t>duplicates</w:t>
+      </w:r>
+      <w:proofErr w:type="gramEnd"/>
+      <w:r>
+        <w:t xml:space="preserve"> = []</w:t>
+      </w:r>
+    </w:p>
+    <w:p/>
+    <w:p>
+      <w:r>
+        <w:t xml:space="preserve">    </w:t>
+      </w:r>
+      <w:proofErr w:type="gramStart"/>
+      <w:r>
+        <w:t>print(</w:t>
+      </w:r>
+      <w:proofErr w:type="spellStart"/>
+      <w:proofErr w:type="gramEnd"/>
+      <w:r>
+        <w:t>f"Checking</w:t>
+      </w:r>
+      <w:proofErr w:type="spellEnd"/>
+      <w:r>
+        <w:t xml:space="preserve"> {</w:t>
+      </w:r>
+      <w:proofErr w:type="spellStart"/>
+      <w:r>
+        <w:t>len</w:t>
+      </w:r>
+      <w:proofErr w:type="spellEnd"/>
+      <w:r>
+        <w:t>(passwords)} passwords for duplicates...\n")</w:t>
+      </w:r>
+    </w:p>
+    <w:p/>
+    <w:p>
+      <w:r>
+        <w:t xml:space="preserve">    </w:t>
+      </w:r>
+      <w:proofErr w:type="gramStart"/>
+      <w:r>
+        <w:t>for</w:t>
+      </w:r>
+      <w:proofErr w:type="gramEnd"/>
+      <w:r>
+        <w:t xml:space="preserve"> </w:t>
+      </w:r>
+      <w:proofErr w:type="spellStart"/>
+      <w:r>
+        <w:t>pwd</w:t>
+      </w:r>
+      <w:proofErr w:type="spellEnd"/>
+      <w:r>
+        <w:t xml:space="preserve"> in passwords:</w:t>
+      </w:r>
+    </w:p>
+    <w:p>
+      <w:r>
+        <w:t xml:space="preserve">        # Create a SHA-256 hash for secure comparison</w:t>
+      </w:r>
+    </w:p>
+    <w:p>
+      <w:r>
+        <w:t xml:space="preserve">        </w:t>
+      </w:r>
+      <w:proofErr w:type="spellStart"/>
+      <w:r>
+        <w:t>pwd_hash</w:t>
+      </w:r>
+      <w:proofErr w:type="spellEnd"/>
       <w:r>
         <w:t xml:space="preserve"> = </w:t>
       </w:r>
-      <w:proofErr w:type="spellStart"/>
-      <w:r>
-        <w:t>string.ascii_letters</w:t>
-      </w:r>
-      <w:proofErr w:type="spellEnd"/>
-      <w:r>
-        <w:t xml:space="preserve"> + </w:t>
-      </w:r>
-      <w:proofErr w:type="spellStart"/>
-      <w:r>
-        <w:t>string.digits</w:t>
-      </w:r>
-      <w:proofErr w:type="spellEnd"/>
-      <w:r>
-        <w:t xml:space="preserve"> + </w:t>
-      </w:r>
-      <w:proofErr w:type="spellStart"/>
-      <w:r>
-        <w:t>string.punctuation</w:t>
-      </w:r>
-      <w:proofErr w:type="spellEnd"/>
-    </w:p>
-    <w:p>
-      <w:pPr>
-        <w:tabs>
-          <w:tab w:val="left" w:pos="1841"/>
-        </w:tabs>
-      </w:pPr>
-      <w:r>
+      <w:proofErr w:type="gramStart"/>
+      <w:r>
+        <w:t>hashlib.sha256(</w:t>
+      </w:r>
+      <w:proofErr w:type="spellStart"/>
+      <w:proofErr w:type="gramEnd"/>
+      <w:r>
+        <w:t>pwd.encode</w:t>
+      </w:r>
+      <w:proofErr w:type="spellEnd"/>
+      <w:r>
+        <w:t>()).</w:t>
+      </w:r>
+      <w:proofErr w:type="spellStart"/>
+      <w:r>
+        <w:t>hexdigest</w:t>
+      </w:r>
+      <w:proofErr w:type="spellEnd"/>
+      <w:r>
+        <w:t>()</w:t>
+      </w:r>
+    </w:p>
+    <w:p/>
+    <w:p>
+      <w:r>
+        <w:t xml:space="preserve">        </w:t>
+      </w:r>
+      <w:proofErr w:type="gramStart"/>
+      <w:r>
+        <w:t>if</w:t>
+      </w:r>
+      <w:proofErr w:type="gramEnd"/>
+      <w:r>
+        <w:t xml:space="preserve"> </w:t>
+      </w:r>
+      <w:proofErr w:type="spellStart"/>
+      <w:r>
+        <w:t>pwd_hash</w:t>
+      </w:r>
+      <w:proofErr w:type="spellEnd"/>
+      <w:r>
+        <w:t xml:space="preserve"> in </w:t>
+      </w:r>
+      <w:proofErr w:type="spellStart"/>
+      <w:r>
+        <w:t>seen_hashes</w:t>
+      </w:r>
+      <w:proofErr w:type="spellEnd"/>
+      <w:r>
+        <w:t>:</w:t>
+      </w:r>
+    </w:p>
+    <w:p>
+      <w:r>
+        <w:t xml:space="preserve">            </w:t>
+      </w:r>
+      <w:proofErr w:type="gramStart"/>
+      <w:r>
+        <w:t>if</w:t>
+      </w:r>
+      <w:proofErr w:type="gramEnd"/>
+      <w:r>
+        <w:t xml:space="preserve"> </w:t>
+      </w:r>
+      <w:proofErr w:type="spellStart"/>
+      <w:r>
+        <w:t>pwd</w:t>
+      </w:r>
+      <w:proofErr w:type="spellEnd"/>
+      <w:r>
+        <w:t xml:space="preserve"> not in duplicates:</w:t>
+      </w:r>
+    </w:p>
+    <w:p>
+      <w:r>
+        <w:t xml:space="preserve">                </w:t>
+      </w:r>
+      <w:proofErr w:type="spellStart"/>
+      <w:proofErr w:type="gramStart"/>
+      <w:r>
+        <w:t>duplicates.append</w:t>
+      </w:r>
+      <w:proofErr w:type="spellEnd"/>
+      <w:r>
+        <w:t>(</w:t>
+      </w:r>
+      <w:proofErr w:type="spellStart"/>
+      <w:proofErr w:type="gramEnd"/>
+      <w:r>
+        <w:t>pwd</w:t>
+      </w:r>
+      <w:proofErr w:type="spellEnd"/>
+      <w:r>
+        <w:t>)</w:t>
+      </w:r>
+    </w:p>
+    <w:p>
+      <w:r>
+        <w:t xml:space="preserve">        </w:t>
+      </w:r>
+      <w:proofErr w:type="gramStart"/>
+      <w:r>
+        <w:t>else</w:t>
+      </w:r>
+      <w:proofErr w:type="gramEnd"/>
+      <w:r>
+        <w:t>:</w:t>
+      </w:r>
+    </w:p>
+    <w:p>
+      <w:r>
+        <w:t xml:space="preserve">            </w:t>
+      </w:r>
+      <w:proofErr w:type="spellStart"/>
+      <w:r>
+        <w:t>seen_</w:t>
+      </w:r>
+      <w:proofErr w:type="gramStart"/>
+      <w:r>
+        <w:t>hashes</w:t>
+      </w:r>
+      <w:proofErr w:type="spellEnd"/>
+      <w:r>
+        <w:t>[</w:t>
+      </w:r>
+      <w:proofErr w:type="spellStart"/>
+      <w:proofErr w:type="gramEnd"/>
+      <w:r>
+        <w:t>pwd_hash</w:t>
+      </w:r>
+      <w:proofErr w:type="spellEnd"/>
+      <w:r>
+        <w:t xml:space="preserve">] = </w:t>
+      </w:r>
+      <w:proofErr w:type="spellStart"/>
+      <w:r>
+        <w:t>pwd</w:t>
+      </w:r>
+      <w:proofErr w:type="spellEnd"/>
+    </w:p>
+    <w:p/>
+    <w:p>
+      <w:r>
+        <w:lastRenderedPageBreak/>
         <w:t xml:space="preserve">    </w:t>
       </w:r>
       <w:proofErr w:type="gramStart"/>
       <w:r>
-        <w:t>password</w:t>
-      </w:r>
-      <w:proofErr w:type="gramEnd"/>
-      <w:r>
-        <w:t xml:space="preserve"> = ''.join(</w:t>
-      </w:r>
-      <w:proofErr w:type="spellStart"/>
-      <w:r>
-        <w:t>random.choice</w:t>
-      </w:r>
-      <w:proofErr w:type="spellEnd"/>
-      <w:r>
-        <w:t>(characters) for i in range(length))</w:t>
-      </w:r>
-    </w:p>
-    <w:p>
-      <w:pPr>
-        <w:tabs>
-          <w:tab w:val="left" w:pos="1841"/>
-        </w:tabs>
-      </w:pPr>
+        <w:t>if</w:t>
+      </w:r>
+      <w:proofErr w:type="gramEnd"/>
+      <w:r>
+        <w:t xml:space="preserve"> duplicates:</w:t>
+      </w:r>
+    </w:p>
+    <w:p>
+      <w:r>
+        <w:t xml:space="preserve">        </w:t>
+      </w:r>
+      <w:proofErr w:type="gramStart"/>
+      <w:r>
+        <w:t>print(</w:t>
+      </w:r>
+      <w:proofErr w:type="gramEnd"/>
+      <w:r>
+        <w:t>"</w:t>
+      </w:r>
+      <w:r>
+        <w:rPr>
+          <w:rFonts w:ascii="Calibri" w:hAnsi="Calibri" w:cs="Calibri"/>
+        </w:rPr>
+        <w:t>🚩</w:t>
+      </w:r>
+      <w:r>
+        <w:t xml:space="preserve"> SECURITY ALERT: Duplicate passwords found!")</w:t>
+      </w:r>
+    </w:p>
+    <w:p>
+      <w:r>
+        <w:t xml:space="preserve">        </w:t>
+      </w:r>
+      <w:proofErr w:type="gramStart"/>
+      <w:r>
+        <w:t>for</w:t>
+      </w:r>
+      <w:proofErr w:type="gramEnd"/>
+      <w:r>
+        <w:t xml:space="preserve"> dup in duplicates:</w:t>
+      </w:r>
+    </w:p>
+    <w:p>
+      <w:r>
+        <w:t xml:space="preserve">            </w:t>
+      </w:r>
+      <w:proofErr w:type="gramStart"/>
+      <w:r>
+        <w:t>print(</w:t>
+      </w:r>
+      <w:proofErr w:type="gramEnd"/>
+      <w:r>
+        <w:t>f" -&gt; Password '{dup}' is used more than once.")</w:t>
+      </w:r>
+    </w:p>
+    <w:p>
       <w:r>
         <w:t xml:space="preserve">    </w:t>
       </w:r>
       <w:proofErr w:type="gramStart"/>
       <w:r>
-        <w:t>return</w:t>
-      </w:r>
-      <w:proofErr w:type="gramEnd"/>
-      <w:r>
-        <w:t xml:space="preserve"> password</w:t>
-      </w:r>
-    </w:p>
-    <w:p>
-      <w:pPr>
-        <w:tabs>
-          <w:tab w:val="left" w:pos="1841"/>
-        </w:tabs>
-      </w:pPr>
-    </w:p>
-    <w:p>
-      <w:pPr>
-        <w:tabs>
-          <w:tab w:val="left" w:pos="1841"/>
-        </w:tabs>
-      </w:pPr>
+        <w:t>else</w:t>
+      </w:r>
+      <w:proofErr w:type="gramEnd"/>
+      <w:r>
+        <w:t>:</w:t>
+      </w:r>
+    </w:p>
+    <w:p>
+      <w:r>
+        <w:t xml:space="preserve">        </w:t>
+      </w:r>
       <w:proofErr w:type="gramStart"/>
       <w:r>
         <w:t>print(</w:t>
       </w:r>
       <w:proofErr w:type="gramEnd"/>
       <w:r>
-        <w:t xml:space="preserve">"Your new password is:", </w:t>
-      </w:r>
-      <w:proofErr w:type="spellStart"/>
-      <w:r>
-        <w:t>generate_password</w:t>
-      </w:r>
-      <w:proofErr w:type="spellEnd"/>
-      <w:r>
-        <w:t>())</w:t>
+        <w:t>"</w:t>
+      </w:r>
+      <w:r>
+        <w:rPr>
+          <w:rFonts w:ascii="Calibri" w:hAnsi="Calibri" w:cs="Calibri"/>
+        </w:rPr>
+        <w:t>✅</w:t>
+      </w:r>
+      <w:r>
+        <w:t xml:space="preserve"> No duplicate passwords detected.")</w:t>
       </w:r>
     </w:p>
     <w:p/>
     <w:p>
+      <w:proofErr w:type="gramStart"/>
+      <w:r>
+        <w:t>if</w:t>
+      </w:r>
+      <w:proofErr w:type="gramEnd"/>
+      <w:r>
+        <w:t xml:space="preserve"> __name__ == "__main__":</w:t>
+      </w:r>
+    </w:p>
+    <w:p>
+      <w:r>
+        <w:t xml:space="preserve">    </w:t>
+      </w:r>
+      <w:proofErr w:type="spellStart"/>
+      <w:r>
+        <w:t>find_duplicate_</w:t>
+      </w:r>
+      <w:proofErr w:type="gramStart"/>
+      <w:r>
+        <w:t>passwords</w:t>
+      </w:r>
+      <w:proofErr w:type="spellEnd"/>
+      <w:r>
+        <w:t>()</w:t>
+      </w:r>
+      <w:proofErr w:type="gramEnd"/>
+    </w:p>
+    <w:p/>
+    <w:p>
       <w:r>
         <w:t>OUTPUT:</w:t>
       </w:r>
     </w:p>
     <w:p>
       <w:r>
-        <w:t>Your new password is: 2$X@\U:_yC9w</w:t>
+        <w:t>--- Secure Duplicate Password Finder ---</w:t>
+      </w:r>
+    </w:p>
+    <w:p>
+      <w:r>
+        <w:t>Checking 6 passwords for duplicates...</w:t>
+      </w:r>
+    </w:p>
+    <w:p/>
+    <w:p>
+      <w:r>
+        <w:rPr>
+          <w:rFonts w:ascii="Calibri" w:hAnsi="Calibri" w:cs="Calibri"/>
+        </w:rPr>
+        <w:t>🚩</w:t>
+      </w:r>
+      <w:r>
+        <w:t xml:space="preserve"> SECURITY ALERT: Duplicate passwords found!</w:t>
+      </w:r>
+    </w:p>
+    <w:p>
+      <w:r>
+        <w:t xml:space="preserve"> -&gt; Password 'Admin@123' is used more than once.</w:t>
+      </w:r>
+    </w:p>
+    <w:p>
+      <w:r>
+        <w:t xml:space="preserve"> -&gt; Password 'User</w:t>
+      </w:r>
+      <w:proofErr w:type="gramStart"/>
+      <w:r>
+        <w:t>!99'</w:t>
+      </w:r>
+      <w:proofErr w:type="gramEnd"/>
+      <w:r>
+        <w:t xml:space="preserve"> is used more than once.</w:t>
       </w:r>
       <w:bookmarkStart w:id="0" w:name="_GoBack"/>
       <w:bookmarkEnd w:id="0"/>
